--- a/servicetitan-sdr/send-ready/Johnny_Scott_Jorgenson_Resume.docx
+++ b/servicetitan-sdr/send-ready/Johnny_Scott_Jorgenson_Resume.docx
@@ -31,7 +31,7 @@
           <w:sz w:val="20"/>
           <w:szCs w:val="20"/>
         </w:rPr>
-        <w:t xml:space="preserve">Los Angeles, CA (open to hybrid in Glendale) | 562-449-7609 | jorgenllc@gmail.com | linkedin.com/in/johnny-b-scott</w:t>
+        <w:t xml:space="preserve">Los Angeles, CA | Open to hybrid in Glendale | 562-449-7609 | jorgenllc@gmail.com | linkedin.com/in/johnny-b-scott</w:t>
       </w:r>
     </w:p>
     <w:p>
@@ -80,7 +80,7 @@
           <w:sz w:val="20"/>
           <w:szCs w:val="20"/>
         </w:rPr>
-        <w:t xml:space="preserve">Outbound SDR with 162% of quota ($842.4K closed-won) at Nuve and about 185% at Intaker. Books 30 to 35 demos a month on 85+ daily calls, emails and multi-channel touches. Has prospected HVAC, plumbing and electrical companies since April 2026. Ready to learn ServiceTitan's sales methodology and grow into an Account Executive.</w:t>
+        <w:t xml:space="preserve">Outbound SDR who booked 30 to 35 demos a month at Nuve (quota: 15 held) and finished at 162% of quota with $842.4K closed-won, then averaged about 185% of quota at Intaker. Built Intaker's Home Services (HVAC, plumbing, electrical) outbound motion. Ready to learn ServiceTitan's sales methodology and grow into an Account Executive.</w:t>
       </w:r>
     </w:p>
     <w:p>
@@ -147,7 +147,7 @@
           <w:sz w:val="21"/>
           <w:szCs w:val="21"/>
         </w:rPr>
-        <w:t xml:space="preserve">Senior Sales Development Representative (SMB &amp; Mid-Market) | Intaker</w:t>
+        <w:t xml:space="preserve">Senior Sales Development Representative | Intaker</w:t>
       </w:r>
     </w:p>
     <w:p>
@@ -164,7 +164,18 @@
           <w:sz w:val="19"/>
           <w:szCs w:val="19"/>
         </w:rPr>
-        <w:t xml:space="preserve">B2B LegalTech AI SaaS | Los Angeles, CA (Hybrid) | Apr 2026 to Present</w:t>
+        <w:t xml:space="preserve">B2B LegalTech AI SaaS, SMB &amp; Mid-Market | Los Angeles, CA (Hybrid) | </w:t>
+      </w:r>
+      <w:r>
+        <w:rPr>
+          <w:rFonts w:ascii="Calibri" w:cs="Calibri" w:eastAsia="Calibri" w:hAnsi="Calibri"/>
+          <w:b/>
+          <w:bCs/>
+          <w:color w:val="1A1A1A"/>
+          <w:sz w:val="19"/>
+          <w:szCs w:val="19"/>
+        </w:rPr>
+        <w:t xml:space="preserve">Apr 2026 to Present</w:t>
       </w:r>
     </w:p>
     <w:p>
@@ -183,7 +194,7 @@
           <w:sz w:val="20"/>
           <w:szCs w:val="20"/>
         </w:rPr>
-        <w:t xml:space="preserve">Averaged about 185% of monthly closed-won MRR quota (SDRs measured on revenue, not meetings) by creating about 23 opportunities a month through outbound calls, email, SMS and LinkedIn, and closing 27% of them.</w:t>
+        <w:t xml:space="preserve">Averaged about 185% of monthly closed-won MRR quota (SDRs measured on revenue, not meetings) by creating about 23 opportunities a month through targeted outbound prospecting and account research, closing 27% of them.</w:t>
       </w:r>
     </w:p>
     <w:p>
@@ -238,7 +249,7 @@
           <w:sz w:val="21"/>
           <w:szCs w:val="21"/>
         </w:rPr>
-        <w:t xml:space="preserve">Founding SDR | Enablement | Nuve</w:t>
+        <w:t xml:space="preserve">Founding SDR | Nuve</w:t>
       </w:r>
     </w:p>
     <w:p>
@@ -255,7 +266,18 @@
           <w:sz w:val="19"/>
           <w:szCs w:val="19"/>
         </w:rPr>
-        <w:t xml:space="preserve">Hardware-Enabled PropTech SaaS (VSB &amp; SMB) | Irvine, CA (On-site) | May 2025 to Apr 2026</w:t>
+        <w:t xml:space="preserve">Hardware-Enabled PropTech SaaS (VSB &amp; SMB) | Irvine, CA (On-site) | </w:t>
+      </w:r>
+      <w:r>
+        <w:rPr>
+          <w:rFonts w:ascii="Calibri" w:cs="Calibri" w:eastAsia="Calibri" w:hAnsi="Calibri"/>
+          <w:b/>
+          <w:bCs/>
+          <w:color w:val="1A1A1A"/>
+          <w:sz w:val="19"/>
+          <w:szCs w:val="19"/>
+        </w:rPr>
+        <w:t xml:space="preserve">May 2025 to Apr 2026</w:t>
       </w:r>
     </w:p>
     <w:p>
@@ -274,7 +296,7 @@
           <w:sz w:val="20"/>
           <w:szCs w:val="20"/>
         </w:rPr>
-        <w:t xml:space="preserve">Generated $842.4K in closed-won revenue ($15K average ACV) at 162% of quota, ranking top 3 on a 14+ rep SDR team.</w:t>
+        <w:t xml:space="preserve">Booked 30 to 35 demos a month (76% show rate, about 23 to 27 held) against a quota of 15 held, on 85+ daily touches across Nooks, ZoomInfo, Sales Navigator and HubSpot.</w:t>
       </w:r>
     </w:p>
     <w:p>
@@ -293,7 +315,7 @@
           <w:sz w:val="20"/>
           <w:szCs w:val="20"/>
         </w:rPr>
-        <w:t xml:space="preserve">Booked 30 to 35 demos a month (76% show rate) against a quota of 15 held, and closed 4 to 5 deals a month against a quota of 3, on 85+ daily calls and multi-channel touches.</w:t>
+        <w:t xml:space="preserve">Closed 4 to 5 deals a month against a quota of 3 and generated $842.4K in closed-won revenue ($15K average ACV) at 162% of quota, ranking top 3 on a 14+ rep SDR team.</w:t>
       </w:r>
     </w:p>
     <w:p>
@@ -312,7 +334,7 @@
           <w:sz w:val="20"/>
           <w:szCs w:val="20"/>
         </w:rPr>
-        <w:t xml:space="preserve">Sourced 40+ live demos in 3 days at the Pantheon trade show, more than the rest of the sales team combined, by prospecting at the booth and routing meetings to AEs in real time.</w:t>
+        <w:t xml:space="preserve">Sourced 40+ live demos in 3 days at the Pantheon trade show through booth prospecting and real-time AE meeting routing.</w:t>
       </w:r>
     </w:p>
     <w:p>
@@ -331,7 +353,7 @@
           <w:sz w:val="20"/>
           <w:szCs w:val="20"/>
         </w:rPr>
-        <w:t xml:space="preserve">Ran a 3-week Salesloft pilot and vendor demos, won CRO sign-off for ZoomInfo and the Nooks parallel dialer, and trained the 14-rep SDR team on them with a 30/60/90-day plan.</w:t>
+        <w:t xml:space="preserve">Ran a 3-week Salesloft pilot and vendor demos, won CRO sign-off for ZoomInfo and the Nooks parallel dialer, and ran 30/60/90-day training for the SDR team of about 14.</w:t>
       </w:r>
     </w:p>
     <w:p>
@@ -350,7 +372,7 @@
           <w:sz w:val="20"/>
           <w:szCs w:val="20"/>
         </w:rPr>
-        <w:t xml:space="preserve">Built the first enablement program and weekly trainings, lifting team output 20% (60 more demos and $126K more closed-won a month). Sourced 5 hires (4 SDRs, 1 AE).</w:t>
+        <w:t xml:space="preserve">Partnered with the SDR Manager on 1:1 coaching and group training, and sourced 5 hires (4 SDRs, 1 AE).</w:t>
       </w:r>
     </w:p>
     <w:p>
@@ -384,7 +406,18 @@
           <w:sz w:val="19"/>
           <w:szCs w:val="19"/>
         </w:rPr>
-        <w:t xml:space="preserve">B2B EdTech Sales Accelerator | Los Angeles and San Francisco, CA | Mar 2024 to May 2025</w:t>
+        <w:t xml:space="preserve">B2B EdTech Sales Accelerator | Los Angeles and San Francisco, CA | </w:t>
+      </w:r>
+      <w:r>
+        <w:rPr>
+          <w:rFonts w:ascii="Calibri" w:cs="Calibri" w:eastAsia="Calibri" w:hAnsi="Calibri"/>
+          <w:b/>
+          <w:bCs/>
+          <w:color w:val="1A1A1A"/>
+          <w:sz w:val="19"/>
+          <w:szCs w:val="19"/>
+        </w:rPr>
+        <w:t xml:space="preserve">Mar 2024 to May 2025</w:t>
       </w:r>
     </w:p>
     <w:p>
@@ -456,7 +489,18 @@
           <w:sz w:val="19"/>
           <w:szCs w:val="19"/>
         </w:rPr>
-        <w:t xml:space="preserve">High-Velocity Outbound Sales | San Francisco, CA | Jan 2023 to Mar 2024</w:t>
+        <w:t xml:space="preserve">High-Velocity Face-to-Face Sales | San Francisco, CA | </w:t>
+      </w:r>
+      <w:r>
+        <w:rPr>
+          <w:rFonts w:ascii="Calibri" w:cs="Calibri" w:eastAsia="Calibri" w:hAnsi="Calibri"/>
+          <w:b/>
+          <w:bCs/>
+          <w:color w:val="1A1A1A"/>
+          <w:sz w:val="19"/>
+          <w:szCs w:val="19"/>
+        </w:rPr>
+        <w:t xml:space="preserve">Jan 2023 to Mar 2024</w:t>
       </w:r>
     </w:p>
     <w:p>
@@ -494,7 +538,7 @@
           <w:sz w:val="20"/>
           <w:szCs w:val="20"/>
         </w:rPr>
-        <w:t xml:space="preserve">Promoted to Lead Sales Rep: trained 8+ new reps and sent the sales leader weekly rep metrics and a forecast.</w:t>
+        <w:t xml:space="preserve">Promoted from Street Sales Rep to Lead Sales Rep; trained 8+ reps and sent the sales leader weekly rep metrics.</w:t>
       </w:r>
     </w:p>
     <w:p>
@@ -526,7 +570,7 @@
           <w:sz w:val="20"/>
           <w:szCs w:val="20"/>
         </w:rPr>
-        <w:t xml:space="preserve">Procurement Specialist, State of California | Apr 2019 to Jan 2023: supervised 2 Procurement Technicians.</w:t>
+        <w:t xml:space="preserve">Procurement Specialist (Contract), State of California | Apr 2019 to Jan 2023: supervised 2 Procurement Technicians.</w:t>
       </w:r>
     </w:p>
     <w:p>
@@ -540,7 +584,7 @@
           <w:sz w:val="20"/>
           <w:szCs w:val="20"/>
         </w:rPr>
-        <w:t xml:space="preserve">Campaign Representative, GOCO Consulting | Feb 2014 to Apr 2019: grassroots outreach on 6+ election and legislative initiatives.</w:t>
+        <w:t xml:space="preserve">Campaign Representative (Contract), GOCO Consulting | Feb 2014 to Apr 2019: grassroots outreach on 6+ initiatives.</w:t>
       </w:r>
     </w:p>
     <w:p>
